--- a/docs/presentations/第六组调研材料说明.docx
+++ b/docs/presentations/第六组调研材料说明.docx
@@ -21,6 +21,11 @@
       <w:pPr>
         <w:spacing w:after="240"/>
         <w:jc w:val="center"/>
+        <w:rPr>
+          <w:color w:val="555555"/>
+          <w:sz w:val="22"/>
+          <w:szCs w:val="22"/>
+        </w:rPr>
       </w:pPr>
       <w:r>
         <w:rPr>
@@ -30,6 +35,54 @@
         </w:rPr>
         <w:t>基于游戏特征与成就数据的分析 · 课程项目（achievement-analytics）</w:t>
       </w:r>
+    </w:p>
+    <w:p>
+      <w:pPr>
+        <w:spacing w:after="240"/>
+        <w:jc w:val="center"/>
+        <w:rPr>
+          <w:rFonts w:hint="eastAsia"/>
+          <w:color w:val="555555"/>
+          <w:sz w:val="22"/>
+          <w:szCs w:val="22"/>
+          <w:lang w:val="en-US" w:eastAsia="zh-CN"/>
+        </w:rPr>
+      </w:pPr>
+      <w:r>
+        <w:rPr>
+          <w:rFonts w:hint="eastAsia"/>
+          <w:color w:val="555555"/>
+          <w:sz w:val="22"/>
+          <w:szCs w:val="22"/>
+          <w:lang w:val="en-US" w:eastAsia="zh-CN"/>
+        </w:rPr>
+        <w:t>组长：王文海</w:t>
+      </w:r>
+    </w:p>
+    <w:p>
+      <w:pPr>
+        <w:spacing w:after="240"/>
+        <w:jc w:val="center"/>
+        <w:rPr>
+          <w:rFonts w:hint="default"/>
+          <w:color w:val="555555"/>
+          <w:sz w:val="22"/>
+          <w:szCs w:val="22"/>
+          <w:lang w:val="en-US" w:eastAsia="zh-CN"/>
+        </w:rPr>
+      </w:pPr>
+      <w:r>
+        <w:rPr>
+          <w:rFonts w:hint="eastAsia"/>
+          <w:color w:val="555555"/>
+          <w:sz w:val="22"/>
+          <w:szCs w:val="22"/>
+          <w:lang w:val="en-US" w:eastAsia="zh-CN"/>
+        </w:rPr>
+        <w:t>组员：刘宇翔、杨金辉、耶美田、朱政宇</w:t>
+      </w:r>
+      <w:bookmarkStart w:id="0" w:name="_GoBack"/>
+      <w:bookmarkEnd w:id="0"/>
     </w:p>
     <w:p>
       <w:pPr>
@@ -1434,8 +1487,6 @@
       <w:r>
         <w:t>四、后续计划</w:t>
       </w:r>
-      <w:bookmarkStart w:id="0" w:name="_GoBack"/>
-      <w:bookmarkEnd w:id="0"/>
     </w:p>
     <w:p>
       <w:pPr>
